--- a/templates/org-reference.docx
+++ b/templates/org-reference.docx
@@ -395,6 +395,7 @@
     <w:rsid w:val="00FC693F"/>
     <w:pPr>
       <w:spacing w:line="276" w:lineRule="auto" w:after="160"/>
+      <w:jc w:val="left"/>
     </w:pPr>
     <w:rPr>
       <w:rFonts w:ascii="Times New Roman" w:hAnsi="Times New Roman" w:cs="Times New Roman" w:eastAsia="Times New Roman"/>
@@ -12184,6 +12185,27 @@
       <w:color w:val="000000"/>
       <w:sz w:val="22"/>
     </w:rPr>
+  </w:style>
+  <w:style w:type="paragraph" w:customStyle="1" w:styleId="SynopsisLabel">
+    <w:name w:val="Synopsis Label"/>
+    <w:basedOn w:val="Normal"/>
+    <w:pPr>
+      <w:spacing w:before="240" w:after="40"/>
+    </w:pPr>
+    <w:rPr>
+      <w:rFonts w:ascii="Times New Roman" w:hAnsi="Times New Roman" w:cs="Times New Roman" w:eastAsia="Times New Roman"/>
+      <w:b/>
+      <w:color w:val="000000"/>
+      <w:sz w:val="22"/>
+    </w:rPr>
+  </w:style>
+  <w:style w:type="paragraph" w:customStyle="1" w:styleId="SynopsisValue">
+    <w:name w:val="Synopsis Value"/>
+    <w:basedOn w:val="Normal"/>
+    <w:pPr>
+      <w:spacing w:after="40"/>
+      <w:ind w:left="360"/>
+    </w:pPr>
   </w:style>
   <w:style w:type="paragraph" w:customStyle="1" w:styleId="Bibliography">
     <w:name w:val="Bibliography"/>

--- a/templates/org-reference.docx
+++ b/templates/org-reference.docx
@@ -12206,6 +12206,16 @@
       <w:spacing w:after="40"/>
       <w:ind w:left="360"/>
     </w:pPr>
+  </w:style>
+  <w:style w:type="character" w:customStyle="1" w:styleId="SynopsisInlineLabel">
+    <w:name w:val="Synopsis Inline Label"/>
+    <w:basedOn w:val="DefaultParagraphFont"/>
+    <w:rPr>
+      <w:rFonts w:ascii="Times New Roman" w:hAnsi="Times New Roman" w:cs="Times New Roman" w:eastAsia="Times New Roman"/>
+      <w:b/>
+      <w:color w:val="000000"/>
+      <w:sz w:val="24"/>
+    </w:rPr>
   </w:style>
   <w:style w:type="paragraph" w:customStyle="1" w:styleId="Bibliography">
     <w:name w:val="Bibliography"/>
